--- a/docs/sipes-2026/projeto-sipes-2026.docx
+++ b/docs/sipes-2026/projeto-sipes-2026.docx
@@ -321,7 +321,7 @@
               <w:rPr>
                 <w:b/>
               </w:rPr>
-              <w:t>Palavras-chave (3, DeCS/MeSH — confirmar em decs.bvsalud.org)</w:t>
+              <w:t>Palavras-chave (3, confirmadas no DeCS)</w:t>
             </w:r>
           </w:p>
         </w:tc>
@@ -331,7 +331,7 @@
           </w:tcPr>
           <w:p>
             <w:r>
-              <w:t>Equidade em Saúde; Alocação de Recursos para a Atenção à Saúde; Saneamento Básico  ·  alternativas: Sistemas de Informação em Saúde; Vigilância em Saúde Pública; Indicadores de Desigualdade em Saúde</w:t>
+              <w:t>Saneamento [D012499]; Alocação de Recursos [D040841]; Gastos em Saúde [D005102]</w:t>
             </w:r>
           </w:p>
         </w:tc>
@@ -878,7 +878,7 @@
           <w:i w:val="0"/>
           <w:sz w:val="22"/>
         </w:rPr>
-        <w:t>Strings de busca por eixo (adaptar a cada base; combinar com AND/OR):</w:t>
+        <w:t>Descritores da submissão (confirmados no DeCS): Saneamento [D012499] · Alocação de Recursos [D040841] · Gastos em Saúde [D005102]. As strings de busca abaixo são mais amplas de propósito — servem para achar a literatura, não para o campo de palavras-chave do formulário.</w:t>
       </w:r>
     </w:p>
     <w:tbl>
@@ -932,7 +932,7 @@
               <w:rPr>
                 <w:sz w:val="19"/>
               </w:rPr>
-              <w:t>Equidade e alocação de recursos em saúde</w:t>
+              <w:t>Alocação de recursos e equidade em saúde</w:t>
             </w:r>
           </w:p>
         </w:tc>
@@ -945,7 +945,7 @@
               <w:rPr>
                 <w:sz w:val="19"/>
               </w:rPr>
-              <w:t>"Equidade em Saúde"/"Health Equity"; "Alocação de Recursos para a Atenção à Saúde"; "Health Care Rationing"; "Resource Allocation"; "needs-based funding"; "territorial justice" AND health</w:t>
+              <w:t>"Alocação de Recursos" [D040841]/"Resource Allocation"; "Equidade em Saúde"/"Health Equity"; "needs-based funding"; "territorial justice" AND health</w:t>
             </w:r>
           </w:p>
         </w:tc>
@@ -960,7 +960,7 @@
               <w:rPr>
                 <w:sz w:val="19"/>
               </w:rPr>
-              <w:t>Financiamento e gasto público em saúde no SUS</w:t>
+              <w:t>Gastos em saúde e financiamento do SUS</w:t>
             </w:r>
           </w:p>
         </w:tc>
@@ -973,7 +973,7 @@
               <w:rPr>
                 <w:sz w:val="19"/>
               </w:rPr>
-              <w:t>"Financiamento da Assistência à Saúde"; "Gastos em Saúde"/"Health Expenditures"; "Sistema Único de Saúde" AND (financiamento OR subfinanciamento OR "per capita")</w:t>
+              <w:t>"Gastos em Saúde" [D005102]/"Health Expenditures"; "Financiamento da Assistência à Saúde"; "Sistema Único de Saúde" AND (financiamento OR subfinanciamento OR "per capita")</w:t>
             </w:r>
           </w:p>
         </w:tc>
@@ -1001,7 +1001,7 @@
               <w:rPr>
                 <w:sz w:val="19"/>
               </w:rPr>
-              <w:t>"Saneamento Básico"/"Sanitation"; "doenças relacionadas ao saneamento ambiental inadequado"; "waterborne diseases"; "Saneamento" AND (morbidade OR internação OR hospitalização)</w:t>
+              <w:t>"Saneamento" [D012499]/"Sanitation"; "doenças relacionadas ao saneamento ambiental inadequado"; "waterborne diseases"; "Saneamento" AND (morbidade OR internação OR hospitalização)</w:t>
             </w:r>
           </w:p>
         </w:tc>
@@ -3145,7 +3145,7 @@
         <w:rPr>
           <w:sz w:val="21"/>
         </w:rPr>
-        <w:t>Exatamente 3 palavras-chave, todas do DeCS ou do MeSH (verificado no navegador oficial)</w:t>
+        <w:t>Palavras-chave: Saneamento [D012499]; Alocação de Recursos [D040841]; Gastos em Saúde [D005102] — confirmadas no DeCS</w:t>
       </w:r>
     </w:p>
     <w:p>
